--- a/resources/form_templates/declaraciones/declaracion_jurada_personas_juridicas_garantia.docx
+++ b/resources/form_templates/declaraciones/declaracion_jurada_personas_juridicas_garantia.docx
@@ -941,7 +941,7 @@
                 <w:szCs w:val="22"/>
                 <w:lang w:val="en-US"/>
               </w:rPr>
-              <w:t xml:space="preserve">[Firma del gerente de su empresa] </w:t>
+              <w:t xml:space="preserve">${img_firma} </w:t>
             </w:r>
             <w:r>
               <w:rPr>
@@ -949,7 +949,7 @@
                 <w:szCs w:val="22"/>
                 <w:lang w:val="en-US"/>
               </w:rPr>
-              <w:t xml:space="preserve">[Sello de su empresa]</w:t>
+              <w:t xml:space="preserve">${img_sello}</w:t>
             </w:r>
           </w:p>
           <w:p>

--- a/resources/form_templates/declaraciones/declaracion_jurada_personas_juridicas_garantia.docx
+++ b/resources/form_templates/declaraciones/declaracion_jurada_personas_juridicas_garantia.docx
@@ -329,305 +329,7 @@
                 <w:sz w:val="22"/>
                 <w:szCs w:val="22"/>
               </w:rPr>
-              <w:t>Quien suscribe, S</w:t>
-            </w:r>
-            <w:r>
-              <w:rPr>
-                <w:sz w:val="22"/>
-                <w:szCs w:val="22"/>
-              </w:rPr>
-              <w:t>eñor (a)</w:t>
-            </w:r>
-            <w:r>
-              <w:rPr>
-                <w:sz w:val="22"/>
-                <w:szCs w:val="22"/>
-              </w:rPr>
-              <w:t xml:space="preserve"> </w:t>
-            </w:r>
-            <w:proofErr w:type="gramStart"/>
-            <w:r>
-              <w:rPr>
-                <w:b/>
-                <w:bCs/>
-                <w:sz w:val="22"/>
-                <w:szCs w:val="22"/>
-              </w:rPr>
-              <w:t xml:space="preserve">${rep_legal_nombre}</w:t>
-            </w:r>
-            <w:r>
-              <w:rPr>
-                <w:sz w:val="22"/>
-                <w:szCs w:val="22"/>
-              </w:rPr>
-              <w:t xml:space="preserve">, </w:t>
-            </w:r>
-            <w:r>
-              <w:rPr>
-                <w:sz w:val="22"/>
-                <w:szCs w:val="22"/>
-              </w:rPr>
-              <w:t xml:space="preserve">Dominicano</w:t>
-            </w:r>
-            <w:r>
-              <w:rPr>
-                <w:sz w:val="22"/>
-                <w:szCs w:val="22"/>
-              </w:rPr>
-              <w:t xml:space="preserve"> </w:t>
-            </w:r>
-            <w:r>
-              <w:rPr>
-                <w:sz w:val="22"/>
-                <w:szCs w:val="22"/>
-              </w:rPr>
-              <w:t>(</w:t>
-            </w:r>
-            <w:r>
-              <w:rPr>
-                <w:sz w:val="22"/>
-                <w:szCs w:val="22"/>
-              </w:rPr>
-              <w:t>a</w:t>
-            </w:r>
-            <w:r>
-              <w:rPr>
-                <w:sz w:val="22"/>
-                <w:szCs w:val="22"/>
-              </w:rPr>
-              <w:t>)</w:t>
-            </w:r>
-            <w:r>
-              <w:rPr>
-                <w:sz w:val="22"/>
-                <w:szCs w:val="22"/>
-              </w:rPr>
-              <w:t>, Mayor de Edad, Estado C</w:t>
-            </w:r>
-            <w:r>
-              <w:rPr>
-                <w:sz w:val="22"/>
-                <w:szCs w:val="22"/>
-              </w:rPr>
-              <w:t xml:space="preserve">ivil</w:t>
-            </w:r>
-            <w:r>
-              <w:rPr>
-                <w:sz w:val="22"/>
-                <w:szCs w:val="22"/>
-              </w:rPr>
-              <w:t xml:space="preserve"> </w:t>
-            </w:r>
-            <w:r>
-              <w:rPr>
-                <w:sz w:val="22"/>
-                <w:szCs w:val="22"/>
-              </w:rPr>
-              <w:t xml:space="preserve">${rep_legal_estado_civil}</w:t>
-            </w:r>
-            <w:r>
-              <w:rPr>
-                <w:sz w:val="22"/>
-                <w:szCs w:val="22"/>
-              </w:rPr>
-              <w:t xml:space="preserve">, </w:t>
-            </w:r>
-            <w:r>
-              <w:rPr>
-                <w:sz w:val="22"/>
-                <w:szCs w:val="22"/>
-              </w:rPr>
-              <w:t xml:space="preserve">portador (a) de la Cédula de Identidad y Electoral No.</w:t>
-            </w:r>
-            <w:r>
-              <w:rPr>
-                <w:sz w:val="22"/>
-                <w:szCs w:val="22"/>
-              </w:rPr>
-              <w:t xml:space="preserve"> </w:t>
-            </w:r>
-            <w:proofErr w:type="gramStart"/>
-            <w:r>
-              <w:rPr>
-                <w:b/>
-                <w:bCs/>
-                <w:sz w:val="22"/>
-                <w:szCs w:val="22"/>
-              </w:rPr>
-              <w:t xml:space="preserve">402-1119954-8</w:t>
-            </w:r>
-            <w:r>
-              <w:rPr>
-                <w:sz w:val="22"/>
-                <w:szCs w:val="22"/>
-              </w:rPr>
-              <w:t xml:space="preserve">, </w:t>
-            </w:r>
-            <w:r>
-              <w:rPr>
-                <w:sz w:val="22"/>
-                <w:szCs w:val="22"/>
-              </w:rPr>
-              <w:t xml:space="preserve">actuando en nombre de </w:t>
-            </w:r>
-            <w:r>
-              <w:rPr>
-                <w:sz w:val="22"/>
-                <w:szCs w:val="22"/>
-              </w:rPr>
-              <w:t>la razón social</w:t>
-            </w:r>
-            <w:r>
-              <w:rPr>
-                <w:sz w:val="22"/>
-                <w:szCs w:val="22"/>
-              </w:rPr>
-              <w:t xml:space="preserve"> </w:t>
-            </w:r>
-            <w:r>
-              <w:rPr>
-                <w:b/>
-                <w:bCs/>
-                <w:sz w:val="22"/>
-                <w:szCs w:val="22"/>
-              </w:rPr>
-              <w:t xml:space="preserve">${empresa_nombre}</w:t>
-            </w:r>
-            <w:r>
-              <w:rPr>
-                <w:sz w:val="22"/>
-                <w:szCs w:val="22"/>
-              </w:rPr>
-              <w:t xml:space="preserve">, </w:t>
-            </w:r>
-            <w:r>
-              <w:rPr>
-                <w:sz w:val="22"/>
-                <w:szCs w:val="22"/>
-              </w:rPr>
-              <w:t xml:space="preserve">marcada con el </w:t>
-            </w:r>
-            <w:r>
-              <w:rPr>
-                <w:sz w:val="22"/>
-                <w:szCs w:val="22"/>
-              </w:rPr>
-              <w:t>Reg</w:t>
-            </w:r>
-            <w:r>
-              <w:rPr>
-                <w:sz w:val="22"/>
-                <w:szCs w:val="22"/>
-              </w:rPr>
-              <w:t xml:space="preserve">istro Nacional de Contribuyente </w:t>
-            </w:r>
-            <w:r>
-              <w:rPr>
-                <w:sz w:val="22"/>
-                <w:szCs w:val="22"/>
-              </w:rPr>
-              <w:t>(RNC)</w:t>
-            </w:r>
-            <w:r>
-              <w:rPr>
-                <w:sz w:val="22"/>
-                <w:szCs w:val="22"/>
-              </w:rPr>
-              <w:t xml:space="preserve"> </w:t>
-            </w:r>
-            <w:r>
-              <w:rPr>
-                <w:sz w:val="22"/>
-                <w:szCs w:val="22"/>
-              </w:rPr>
-              <w:t xml:space="preserve">No.</w:t>
-            </w:r>
-            <w:r>
-              <w:rPr>
-                <w:sz w:val="22"/>
-                <w:szCs w:val="22"/>
-              </w:rPr>
-              <w:t xml:space="preserve"> </w:t>
-            </w:r>
-            <w:proofErr w:type="gramStart"/>
-            <w:r>
-              <w:rPr>
-                <w:b/>
-                <w:bCs/>
-                <w:sz w:val="22"/>
-                <w:szCs w:val="22"/>
-              </w:rPr>
-              <w:t xml:space="preserve"/>
-            </w:r>
-            <w:r>
-              <w:rPr>
-                <w:sz w:val="22"/>
-                <w:szCs w:val="22"/>
-              </w:rPr>
-              <w:t>,</w:t>
-            </w:r>
-            <w:r>
-              <w:rPr>
-                <w:sz w:val="22"/>
-                <w:szCs w:val="22"/>
-              </w:rPr>
-              <w:t xml:space="preserve"> </w:t>
-            </w:r>
-            <w:r>
-              <w:rPr>
-                <w:sz w:val="22"/>
-                <w:szCs w:val="22"/>
-              </w:rPr>
-              <w:t>con do</w:t>
-            </w:r>
-            <w:r>
-              <w:rPr>
-                <w:sz w:val="22"/>
-                <w:szCs w:val="22"/>
-              </w:rPr>
-              <w:t xml:space="preserve">miciliado </w:t>
-            </w:r>
-            <w:r>
-              <w:rPr>
-                <w:sz w:val="22"/>
-                <w:szCs w:val="22"/>
-              </w:rPr>
-              <w:t xml:space="preserve">social e</w:t>
-            </w:r>
-            <w:r>
-              <w:rPr>
-                <w:sz w:val="22"/>
-                <w:szCs w:val="22"/>
-              </w:rPr>
-              <w:t xml:space="preserve">n </w:t>
-            </w:r>
-            <w:r>
-              <w:rPr>
-                <w:sz w:val="22"/>
-                <w:szCs w:val="22"/>
-              </w:rPr>
-              <w:t xml:space="preserve">${empresa_direccion}</w:t>
-            </w:r>
-            <w:r>
-              <w:rPr>
-                <w:sz w:val="22"/>
-                <w:szCs w:val="22"/>
-              </w:rPr>
-              <w:t xml:space="preserve"> </w:t>
-            </w:r>
-            <w:r>
-              <w:rPr>
-                <w:sz w:val="22"/>
-                <w:szCs w:val="22"/>
-              </w:rPr>
-              <w:t>.</w:t>
-            </w:r>
-            <w:r>
-              <w:rPr>
-                <w:sz w:val="22"/>
-                <w:szCs w:val="22"/>
-              </w:rPr>
-              <w:t xml:space="preserve"> </w:t>
+              <w:t xml:space="preserve">Quien suscribe, Señor (a) ${rep_legal_nombre}, Dominicano (a), Mayor de Edad, Estado Civil ${rep_legal_estado_civil}, portador (a) de la Cédula de Identidad y Electoral No. ${rep_cedula}, actuando en nombre de la razón social ${empresa_nombre}, marcada con el Registro Nacional de Contribuyente (RNC) No. ${empresa_rnc} ${empresa_rnc} ${empresa_rnc} ${empresa_rnc} ${empresa_rnc} ${empresa_rnc} ${empresa_rnc} ${empresa_rnc} ${empresa_rnc} ${empresa_rnc} &amp;amp;amp;amp;amp;amp;amp;amp;amp;lt;/w:r&amp;amp;amp;amp;amp;amp;amp;amp;amp;gt;&amp;amp;amp;amp;amp;amp;amp;amp;amp;lt;w:r&amp;amp;amp;amp;amp;amp;amp;amp;amp;gt;&amp;amp;amp;amp;amp;amp;amp;amp;amp;lt;w:rPr&amp;amp;amp;amp;amp;amp;amp;amp;amp;gt;&amp;amp;amp;amp;amp;amp;amp;amp;amp;lt;w:sz w:val="22"/&amp;amp;amp;amp;amp;amp;amp;amp;amp;gt;&amp;amp;amp;amp;amp;amp;amp;amp;amp;lt;w:szCs w:val="22"/&amp;amp;amp;amp;amp;amp;amp;amp;amp;gt;&amp;amp;amp;amp;amp;amp;amp;amp;amp;lt;/w:rPr&amp;amp;amp;amp;amp;amp;amp;amp;amp;gt;&amp;amp;amp;amp;amp;amp;amp;amp;amp;lt;w:t&amp;amp;amp;amp;amp;amp;amp;amp;amp;gt;, con domiciliado social en ${empresa_direccion} . </w:t>
             </w:r>
           </w:p>
           <w:p>
@@ -885,7 +587,7 @@
                 <w:sz w:val="22"/>
                 <w:szCs w:val="22"/>
               </w:rPr>
-              <w:t xml:space="preserve">a los dieciocho (18) días de marzo del año dos mil veintiséis (2026)</w:t>
+              <w:t xml:space="preserve">a los ${dia} (${dia_letras}) días de ${mes} del año ${anio_letras} (${anio})</w:t>
             </w:r>
             <w:r>
               <w:rPr>
@@ -1223,7 +925,7 @@
                 <w:sz w:val="22"/>
                 <w:szCs w:val="22"/>
               </w:rPr>
-              <w:t xml:space="preserve">a los dieciocho (18) días de marzo del año dos mil veintiséis (2026).</w:t>
+              <w:t xml:space="preserve">a los ${dia} (${dia_letras}) días de ${mes} del año ${anio_letras} (${anio}).</w:t>
             </w:r>
           </w:p>
           <w:p>
